--- a/RUL_censored_conformal_handover/02_docs/讲稿_第二次课.docx
+++ b/RUL_censored_conformal_handover/02_docs/讲稿_第二次课.docx
@@ -21,7 +21,25 @@
         <w:t>第二次课_从想法到能跑的东西.pptx</w:t>
       </w:r>
       <w:r>
-        <w:t xml:space="preserve"> 共 16 页。逐页对应。配套代码在 </w:t>
+        <w:t xml:space="preserve"> 共 22 页。逐页对应。第 16 到 21 页是在真实 FD001 上跑出来的结果，数字都来自 </w:t>
+      </w:r>
+      <w:r>
+        <w:rPr>
+          <w:rFonts w:ascii="Consolas" w:hAnsi="Consolas" w:eastAsia="宋体"/>
+        </w:rPr>
+        <w:t>03_code/results/</w:t>
+      </w:r>
+      <w:r>
+        <w:t xml:space="preserve"> 与 </w:t>
+      </w:r>
+      <w:r>
+        <w:rPr>
+          <w:rFonts w:ascii="Consolas" w:hAnsi="Consolas" w:eastAsia="宋体"/>
+        </w:rPr>
+        <w:t>03_code/logs/</w:t>
+      </w:r>
+      <w:r>
+        <w:t xml:space="preserve">。配套代码在 </w:t>
       </w:r>
       <w:r>
         <w:rPr>
@@ -106,7 +124,7 @@
     </w:p>
     <w:p>
       <w:r>
-        <w:t>全场约 60 分钟。前 25 分钟改方案（第 1 到 8 页），后 35 分钟讲代码（第 9 到 16 页）。</w:t>
+        <w:t>全场约 75 分钟。前 25 分钟改方案（第 1 到 8 页），中间 30 分钟讲代码（第 9 到 15 页），最后 20 分钟讲结果（第 16 到 22 页）。</w:t>
       </w:r>
     </w:p>
     <w:p>
@@ -147,7 +165,7 @@
     </w:p>
     <w:p>
       <w:r>
-        <w:t>【念】三段。第一段改方案，第 3 到 8 页。第二段跑代码，第 9 到 14 页。第三段交付，脚本、图、作业。</w:t>
+        <w:t>【念】三段。第一段改方案，第 3 到 8 页。第二段跑代码，第 9 到 14 页。第三段交付，脚本、图、真实数据上的结果、作业。</w:t>
       </w:r>
     </w:p>
     <w:p>
@@ -162,7 +180,7 @@
     </w:p>
     <w:p>
       <w:r>
-        <w:t>【别讲】不要在这一页预告结果。结果还没跑出来，谁也不知道。</w:t>
+        <w:t>【别讲】不要在这一页预告结果。结果在第 16 页之后再讲，先让学生自己猜。</w:t>
       </w:r>
     </w:p>
     <w:p>
@@ -1021,32 +1039,42 @@
         <w:pStyle w:val="Heading2"/>
       </w:pPr>
       <w:r>
-        <w:t>第 16 页　作业与下次课</w:t>
+        <w:t>第 16 页　真实数据跑出来了：验收对照</w:t>
       </w:r>
     </w:p>
     <w:p>
       <w:r>
-        <w:t>【念】作业一：五个脚本跑通，四个 Python 一个 R，控制台输出和图贴到群里，按移交文档第 9 节的顺序。跑不通的贴报错，不要自己改代码。</w:t>
+        <w:t>【承上启下 · 必须说】前面 15 页讲的是"怎么跑"。从这一页开始是"跑出来了什么"。先对验收，再看结果。</w:t>
       </w:r>
     </w:p>
     <w:p>
       <w:r>
-        <w:t>【念】作业二：看 s03 的核算表，回答 60% 删失率那一档要不要保留。理由只能是"校准折保留发动机"那一列的数。</w:t>
+        <w:t>【念】环境：Python 3.11，numpy 2.4，pandas 3.0，scikit-learn 1.9，R 4.3.3。五个脚本全部退出码 0。</w:t>
       </w:r>
     </w:p>
     <w:p>
       <w:r>
-        <w:t>【念】作业三：对比 s03 结果表里 Cu 和 Cw 的 cov_dec，用一句话解释差从哪来，答案在第 5 页。再对比 Cw 和 Cw1 的 mean_L，说这是谁的代价。</w:t>
+        <w:t>【念】s01 四条：训练集 100 台、20631 行、循环 128 到 362；测试集 100 台 13096 行，RUL 文件 100 行；近零方差传感器 1、5、6、10、16、18、19；工况组合数 FD001 为 1，FD002 和 FD004 为 6。全部对上。</w:t>
       </w:r>
     </w:p>
     <w:p>
       <w:r>
-        <w:t>【念】下次课先对作业二、作业三的答案。然后三件事：按预测值分组做 Mondrian 校准，让决策区有自己的保证；把 FD002 与 FD004 合起来用，做依赖工况的删失；把点预测换成分位数回归，做 CQR 版本，看紧度提升多少。c0 怎么选，论文一的做法是在训练折里留一块试。</w:t>
+        <w:t>【解释】传感器 6 的标准差是 0.0014。判据如果按原来的 0.001，它就漏掉了，验收就不过。所以判据改成 0.01。这是"先算再说"在代码层面的例子。</w:t>
       </w:r>
     </w:p>
     <w:p>
       <w:r>
-        <w:t>【念】结束。</w:t>
+        <w:t>【念】s02：两侧区间覆盖率 0.896，q 是 28.8，区间宽 57.7，在 0.87 到 0.93 内，与论文二的流程复现无误。一侧下界，全部循环校准 0.934，一机一点 0.948。RMSE 测试机最后一循环 17.2，论文二报的量级相当，不调参。</w:t>
+      </w:r>
+    </w:p>
+    <w:p>
+      <w:r>
+        <w:t>【念】s03：三档删失率实际值 0.20、0.40、0.60，与目标差为 0。断言未触发。results/ 出现 15 个 s03 文件。</w:t>
+      </w:r>
+    </w:p>
+    <w:p>
+      <w:r>
+        <w:t>【停顿】验收全过，不等于结果好看。下面看结果。</w:t>
       </w:r>
     </w:p>
     <w:p>
@@ -1054,12 +1082,304 @@
         <w:pStyle w:val="Heading2"/>
       </w:pPr>
       <w:r>
-        <w:t>附：全场必须说的五句逻辑扣</w:t>
+        <w:t>第 17 页　结果一：样本量核算与权重曲线</w:t>
       </w:r>
     </w:p>
     <w:p>
       <w:r>
-        <w:t>时间紧的时候其他都能压，这五句一句不能少。</w:t>
+        <w:t>【念】F04 左图：保留样本占观测样本的比例。删失 20% 时 94% 到 99%，60% 时 79% 到 96%。丢的样本不多，因为丢的只是每台机最后 c0 个循环。</w:t>
+      </w:r>
+    </w:p>
+    <w:p>
+      <w:r>
+        <w:t>【念】F04 右图是一条水平线：校准折保留发动机在全部 12 个组合里都是 40 台。</w:t>
+      </w:r>
+    </w:p>
+    <w:p>
+      <w:r>
+        <w:t>【停顿】问学生为什么。答：下线时刻下限 C_MIN = 60，大于最大的 c0 = 50，所以每台机至少有 10 个循环满足 C_i − t ≥ c0。把 C_MIN 调到 20，这条线就会掉下来。</w:t>
+      </w:r>
+    </w:p>
+    <w:p>
+      <w:r>
+        <w:t>【念】这就是作业二的答案：按"校准折保留发动机"这一列，60% 那档不用放弃。</w:t>
+      </w:r>
+    </w:p>
+    <w:p>
+      <w:r>
+        <w:t>【念】F05：删失 20% 时权重最大 1.6，接近常数；40% 和 60% 时晚期循环权重顶到 60。60 是下限 1 / 训练折台数触发的结果，不是真实似然比。删失越重、t 越大，留下来的样本要顶越多人的份。这是第 5 页那个发现的真数据版本。</w:t>
+      </w:r>
+    </w:p>
+    <w:p>
+      <w:r>
+        <w:t>【对照代码】</w:t>
+      </w:r>
+      <w:r>
+        <w:rPr>
+          <w:rFonts w:ascii="Consolas" w:hAnsi="Consolas" w:eastAsia="宋体"/>
+        </w:rPr>
+        <w:t>s03_accounting.csv</w:t>
+      </w:r>
+      <w:r>
+        <w:t xml:space="preserve"> 与 </w:t>
+      </w:r>
+      <w:r>
+        <w:rPr>
+          <w:rFonts w:ascii="Consolas" w:hAnsi="Consolas" w:eastAsia="宋体"/>
+        </w:rPr>
+        <w:t>s03_weights.csv</w:t>
+      </w:r>
+      <w:r>
+        <w:t>。</w:t>
+      </w:r>
+    </w:p>
+    <w:p>
+      <w:pPr>
+        <w:pStyle w:val="Heading2"/>
+      </w:pPr>
+      <w:r>
+        <w:t>第 18 页　结果二：总体覆盖率与决策区覆盖率随删失率</w:t>
+      </w:r>
+    </w:p>
+    <w:p>
+      <w:r>
+        <w:t>【承上启下 · 必须说】这是全场最重要的一页结果。先看左图，再看右图，问学生哪个数该报进论文。</w:t>
+      </w:r>
+    </w:p>
+    <w:p>
+      <w:r>
+        <w:t>【念】左图，总体覆盖率：六条线都在 0.98 到 0.99，名义 0.90。看起来全都达标。</w:t>
+      </w:r>
+    </w:p>
+    <w:p>
+      <w:r>
+        <w:t>【念】右图，决策区覆盖率，c0 = 30，真实 RUL 小于 30 的 307 个测试点：没有一条线到 0.90。无删失参照 E 只有 0.45。</w:t>
+      </w:r>
+    </w:p>
+    <w:p>
+      <w:r>
+        <w:t>【停顿】E 都只有 0.45。这意味着什么？</w:t>
+      </w:r>
+    </w:p>
+    <w:p>
+      <w:r>
+        <w:t>【念】意味着这不是删失处理的问题，是方法框架的问题。y = min(RUL, c0) 之后，13096 个测试点里 12789 个 y = 30，下界封顶后天然覆盖。90% 的保证全花在它们身上，决策区的 307 个点没有自己的保证。</w:t>
+      </w:r>
+    </w:p>
+    <w:p>
+      <w:r>
+        <w:t>【解释】这不是 bug。这是论文一 Theorem 5 说的条件覆盖不可能，论文二承认的分段问题，在我们这套设定下的具体形态。移交文档写的"已知问题 1"，现在有了真数据的形状。</w:t>
+      </w:r>
+    </w:p>
+    <w:p>
+      <w:r>
+        <w:t>【承上启下 · 必须说】不要替结果辩护。结果不好看，改的是解释，不是数据。它告诉我们下一步要做什么：决策区需要自己的校准，这就是 Mondrian 那一步存在的理由。</w:t>
+      </w:r>
+    </w:p>
+    <w:p>
+      <w:r>
+        <w:t>【念】右边的表是六条线在三档删失率下的决策区覆盖率，c0 = 30。Cu 在 40% 时 0.287，Cw 0.388，Cw1 0.487，B 0.528，E 0.450。</w:t>
+      </w:r>
+    </w:p>
+    <w:p>
+      <w:r>
+        <w:t>【对照代码】</w:t>
+      </w:r>
+      <w:r>
+        <w:rPr>
+          <w:rFonts w:ascii="Consolas" w:hAnsi="Consolas" w:eastAsia="宋体"/>
+        </w:rPr>
+        <w:t>s03_methods.csv</w:t>
+      </w:r>
+      <w:r>
+        <w:t xml:space="preserve"> 的 </w:t>
+      </w:r>
+      <w:r>
+        <w:rPr>
+          <w:rFonts w:ascii="Consolas" w:hAnsi="Consolas" w:eastAsia="宋体"/>
+        </w:rPr>
+        <w:t>cov_dec</w:t>
+      </w:r>
+      <w:r>
+        <w:t xml:space="preserve"> 列。</w:t>
+      </w:r>
+    </w:p>
+    <w:p>
+      <w:pPr>
+        <w:pStyle w:val="Heading2"/>
+      </w:pPr>
+      <w:r>
+        <w:t>第 19 页　结果三：分段覆盖率，以及覆盖率与紧度的取舍</w:t>
+      </w:r>
+    </w:p>
+    <w:p>
+      <w:r>
+        <w:t>【念】F08，删失 40%，c0 = 30。[30,60) 和 [60,125] 两段全部是 1.0，这是封顶的必然结果，不是成绩。[0,15) 一段最差，E 是 0.34，Cu 只有 0.10。</w:t>
+      </w:r>
+    </w:p>
+    <w:p>
+      <w:r>
+        <w:t>【念】Cu 对 Cw，作业三的答案：40% 删失、c0 = 30，决策区覆盖率 0.287 到 0.388；c0 = 50，0.399 到 0.546。只差一个权重。20% 删失时两者几乎没差，因为权重最大才 1.6。第 5 页的发现在真数据上成立，但只在删失重的时候起作用。</w:t>
+      </w:r>
+    </w:p>
+    <w:p>
+      <w:r>
+        <w:t>【念】F09，横轴平均下界，纵轴决策区覆盖率，右上为好。B 在左上角：覆盖高，紧度差。60% 删失、c0 = 50 时 B 的平均下界 29，E 是 46。</w:t>
+      </w:r>
+    </w:p>
+    <w:p>
+      <w:r>
+        <w:t>【解释】B 把下线当失效，标签系统性偏低，下界跟着偏低，所以决策区覆盖率最高、平均下界最低。这正是修正三要把平均下界和覆盖率一起报的原因：只看覆盖率，B 是冠军；两个一起看，B 是最保守的那个。</w:t>
+      </w:r>
+    </w:p>
+    <w:p>
+      <w:r>
+        <w:t>【念】Cw1 比 Cw 覆盖高、下界低，是一机一点的代价；无信息界比例在 60% 时最多 0.9%。</w:t>
+      </w:r>
+    </w:p>
+    <w:p>
+      <w:pPr>
+        <w:pStyle w:val="Heading2"/>
+      </w:pPr>
+      <w:r>
+        <w:t>第 20 页　结果四：一台测试机的轨迹，和校准折的删失时间线</w:t>
+      </w:r>
+    </w:p>
+    <w:p>
+      <w:r>
+        <w:t>【念】F10，测试发动机 34，删失 40%，c0 = 30。黑线是真实 RUL，彩线是各方法的下界，虚线是 c0。</w:t>
+      </w:r>
+    </w:p>
+    <w:p>
+      <w:r>
+        <w:t>【念】大部分时间所有下界都贴着 c0 走，这就是"天然覆盖"。真正有信息的只有最后几十个循环：下界开始往下走，能不能走到黑线之下，就是决策区覆盖率在数的东西。B 的线最早往下掉，所以它覆盖高、下界松。</w:t>
+      </w:r>
+    </w:p>
+    <w:p>
+      <w:r>
+        <w:t>【停顿】让学生指出图上哪一段是决策区。</w:t>
+      </w:r>
+    </w:p>
+    <w:p>
+      <w:r>
+        <w:t>【念】F03 是第 4 页那张示意图的真数据版：校准折 40 台机按观测长度排序，绿色保留，橙色是每台机最后 30 个循环，实心点失效，空心点删失。</w:t>
+      </w:r>
+    </w:p>
+    <w:p>
+      <w:r>
+        <w:t>【停顿】让学生数一下：删失机和失效机各丢了多少。答案：都是最后 30 个循环，规则对两类机一样执行。</w:t>
+      </w:r>
+    </w:p>
+    <w:p>
+      <w:pPr>
+        <w:pStyle w:val="Heading2"/>
+      </w:pPr>
+      <w:r>
+        <w:t>第 21 页　结果怎么读：五句话</w:t>
+      </w:r>
+    </w:p>
+    <w:p>
+      <w:r>
+        <w:t>【承上启下 · 必须说】五句话，第一句最重要，其余四句是它之下的细节。</w:t>
+      </w:r>
+    </w:p>
+    <w:p>
+      <w:r>
+        <w:t>【念】第一，总体覆盖率不是要看的数。六条线总体 0.96 到 0.99，决策区 0.18 到 0.67。边际保证被远离失效的样本稀释，无删失参照 E 也只有 0.45。这是方法框架层面的问题，优先级最高。</w:t>
+      </w:r>
+    </w:p>
+    <w:p>
+      <w:r>
+        <w:t>【念】第二，加权有效，但只在删失重的时候。40% 删失时 Cw 比 Cu 决策区覆盖率高 0.10 到 0.15；20% 时权重接近 1，两者没差。</w:t>
+      </w:r>
+    </w:p>
+    <w:p>
+      <w:r>
+        <w:t>【念】第三，B 的高覆盖是偏保守换来的。覆盖率和紧度必须一起看。</w:t>
+      </w:r>
+    </w:p>
+    <w:p>
+      <w:r>
+        <w:t>【念】第四，一机一点更稳也更松。Cw1 决策区覆盖率比 Cw 高 0.04 到 0.24，平均下界低 0.2 到 1.7，无信息界最多 0.9%。校准点少的代价。</w:t>
+      </w:r>
+    </w:p>
+    <w:p>
+      <w:r>
+        <w:t>【念】第五，A 在 60% 时不可信。校准折只剩 16 台失效机，它的数字不进论文。"校准折保留发动机 40 台"这一列没有拦住它，因为拦的是 C 方法。</w:t>
+      </w:r>
+    </w:p>
+    <w:p>
+      <w:r>
+        <w:t>【停顿】学生若问"那这篇论文还能写吗"。答：能，因为现在知道了要解决什么。E 都不达标，说明决策区需要自己的校准。下次课的 Mondrian 校准就是从这里出发。</w:t>
+      </w:r>
+    </w:p>
+    <w:p>
+      <w:r>
+        <w:t xml:space="preserve">【念】以上数字都来自 </w:t>
+      </w:r>
+      <w:r>
+        <w:rPr>
+          <w:rFonts w:ascii="Consolas" w:hAnsi="Consolas" w:eastAsia="宋体"/>
+        </w:rPr>
+        <w:t>results/s03_methods.csv</w:t>
+      </w:r>
+      <w:r>
+        <w:t xml:space="preserve"> 与 </w:t>
+      </w:r>
+      <w:r>
+        <w:rPr>
+          <w:rFonts w:ascii="Consolas" w:hAnsi="Consolas" w:eastAsia="宋体"/>
+        </w:rPr>
+        <w:t>logs/s03.txt</w:t>
+      </w:r>
+      <w:r>
+        <w:t>，删失为人工构造，Type-I，与寿命独立。</w:t>
+      </w:r>
+    </w:p>
+    <w:p>
+      <w:pPr>
+        <w:pStyle w:val="Heading2"/>
+      </w:pPr>
+      <w:r>
+        <w:t>第 22 页　作业与下次课</w:t>
+      </w:r>
+    </w:p>
+    <w:p>
+      <w:r>
+        <w:t>【念】作业一：五个脚本跑通，四个 Python 一个 R，控制台输出和图贴到群里，按移交文档第 9 节的顺序。跑不通的贴报错，不要自己改代码。</w:t>
+      </w:r>
+    </w:p>
+    <w:p>
+      <w:r>
+        <w:t>【念】作业二：看 s03 的核算表，回答 60% 删失率那一档要不要保留。理由只能是"校准折保留发动机"那一列的数。答案第 17 页已经给了，作业是让学生自己从表里找出来，并说清为什么是 40 台。</w:t>
+      </w:r>
+    </w:p>
+    <w:p>
+      <w:r>
+        <w:t>【念】作业三：对比 s03 结果表里 Cu 和 Cw 的 cov_dec，用一句话解释差从哪来，答案在第 5 页和第 19 页。再对比 Cw 和 Cw1 的 mean_L，说这是谁的代价。</w:t>
+      </w:r>
+    </w:p>
+    <w:p>
+      <w:r>
+        <w:t>【念】下次课先对作业二、作业三的答案。然后三件事：按预测值分组做 Mondrian 校准，让决策区有自己的保证；把 FD002 与 FD004 合起来用，做依赖工况的删失；把点预测换成分位数回归，做 CQR 版本，看紧度提升多少。c0 怎么选，论文一的做法是在训练折里留一块试。</w:t>
+      </w:r>
+    </w:p>
+    <w:p>
+      <w:r>
+        <w:t>【念】结束。</w:t>
+      </w:r>
+    </w:p>
+    <w:p>
+      <w:pPr>
+        <w:pStyle w:val="Heading2"/>
+      </w:pPr>
+      <w:r>
+        <w:t>附：全场必须说的六句逻辑扣</w:t>
+      </w:r>
+    </w:p>
+    <w:p>
+      <w:r>
+        <w:t>时间紧的时候其他都能压，这六句一句不能少。</w:t>
       </w:r>
     </w:p>
     <w:p>
@@ -1104,10 +1424,23 @@
     </w:p>
     <w:p>
       <w:pPr>
+        <w:pStyle w:val="ListNumber"/>
+      </w:pPr>
+      <w:r>
+        <w:t>第 18 页：无删失参照 E 的决策区覆盖率也只有 0.45，这是方法框架的问题，不是删失处理的问题。不改数据，改解释，下一步是 Mondrian 校准。</w:t>
+      </w:r>
+    </w:p>
+    <w:p>
+      <w:pPr>
         <w:pStyle w:val="Heading2"/>
       </w:pPr>
       <w:r>
         <w:t>附：跑出来和预期不符时怎么讲</w:t>
+      </w:r>
+    </w:p>
+    <w:p>
+      <w:r>
+        <w:t>真实 FD001 上已经跑出来的情况，以及怎么讲：</w:t>
       </w:r>
     </w:p>
     <w:p>
@@ -1115,7 +1448,7 @@
         <w:pStyle w:val="ListBullet"/>
       </w:pPr>
       <w:r>
-        <w:t>总体 coverage 接近 0.99 而 cov_dec 远低于 0.9：这是边际保证被远离失效的样本稀释，是已知问题 1，不是 bug。下次课 Mondrian 校准处理。</w:t>
+        <w:t>总体 coverage 0.96 到 0.99 而 cov_dec 0.18 到 0.67，E 也只有 0.45：边际保证被远离失效的样本稀释，是已知问题 1，不是 bug。下次课 Mondrian 校准处理。</w:t>
       </w:r>
     </w:p>
     <w:p>
@@ -1123,7 +1456,7 @@
         <w:pStyle w:val="ListBullet"/>
       </w:pPr>
       <w:r>
-        <w:t>Cu 与 Cw 几乎没差：看 F05，权重在保留样本的 t 范围内是否接近 1。删失率低、c0 小时权重本来就平。</w:t>
+        <w:t>20% 删失时 Cu 与 Cw 几乎没差：F05 显示权重最大 1.6。删失率低、c0 小时权重本来就平。40% 起差距拉开。</w:t>
       </w:r>
     </w:p>
     <w:p>
@@ -1131,7 +1464,7 @@
         <w:pStyle w:val="ListBullet"/>
       </w:pPr>
       <w:r>
-        <w:t>Cw1 的 mean_L 明显低于 Cw：这是一机一点的代价，校准点少分位数粗。</w:t>
+        <w:t>Cw1 的 mean_L 低于 Cw 0.2 到 1.7：一机一点的代价，校准点少分位数粗。trivial 最多 0.9%。</w:t>
       </w:r>
     </w:p>
     <w:p>
@@ -1139,7 +1472,23 @@
         <w:pStyle w:val="ListBullet"/>
       </w:pPr>
       <w:r>
-        <w:t>校准折保留发动机少于 30：那一组合的 Cw1 不报，汇报里标出。</w:t>
+        <w:t>校准折保留发动机全是 40 台：因为 C_MIN = 60 &gt; c0。这一列拦不住 A，A 在 60% 时只有 16 台失效机。</w:t>
+      </w:r>
+    </w:p>
+    <w:p>
+      <w:pPr>
+        <w:pStyle w:val="ListBullet"/>
+      </w:pPr>
+      <w:r>
+        <w:t>B 覆盖最高、下界最低：标签系统性偏低带来的保守，不是方法好。</w:t>
+      </w:r>
+    </w:p>
+    <w:p>
+      <w:pPr>
+        <w:pStyle w:val="ListBullet"/>
+      </w:pPr>
+      <w:r>
+        <w:t>图是 Linux 预览版（替代字体）。论文用图在 Windows 上重跑 s04，宋体五号加 Times New Roman 五号。</w:t>
       </w:r>
     </w:p>
     <w:p>
@@ -1524,7 +1873,7 @@
     <w:qFormat/>
     <w:rsid w:val="00FC693F"/>
     <w:pPr>
-      <w:spacing w:line="360" w:lineRule="auto" w:after="0" w:before="0"/>
+      <w:spacing w:line="360" w:lineRule="auto" w:after="0"/>
     </w:pPr>
     <w:rPr>
       <w:rFonts w:ascii="Times New Roman" w:hAnsi="Times New Roman" w:cs="Times New Roman" w:eastAsia="宋体"/>

--- a/RUL_censored_conformal_handover/02_docs/讲稿_第二次课.docx
+++ b/RUL_censored_conformal_handover/02_docs/讲稿_第二次课.docx
@@ -147,7 +147,7 @@
     </w:p>
     <w:p>
       <w:r>
-        <w:t>【念】数据还是 C-MAPSS，只用 FD001，最简单的子集。删失是人工造的，这句话今天会反复说，论文里每张图注都要写。</w:t>
+        <w:t>【念】数据还是 C-MAPSS，只用 FD001，最简单的子集。全部用 Python，管线和出图都是。删失是人工造的，这句话今天会反复说，论文里每张图注都要写。</w:t>
       </w:r>
     </w:p>
     <w:p>
@@ -978,7 +978,7 @@
     </w:p>
     <w:p>
       <w:r>
-        <w:t>【念】s00_env.py，环境自检。打印 Python 与 numpy、pandas、scikit-learn 版本，Rscript 是否在 PATH，宋体与 Times New Roman 字体文件是否存在，FD001 三个文件是否齐全。验收：三个包有版本号，Rscript 找得到，两个字体都"有"。</w:t>
+        <w:t>【念】s00_env.py，环境自检。打印 Python 与 numpy、pandas、scikit-learn、matplotlib 版本，宋体与 Times New Roman 字体文件是否存在，FD001 三个文件是否齐全。验收：四个包有版本号，两个字体都"有"。</w:t>
       </w:r>
     </w:p>
     <w:p>
@@ -998,7 +998,7 @@
     </w:p>
     <w:p>
       <w:r>
-        <w:t>【念】s04_figures.R，出图。读 results/ 的 CSV 出 11 张图，宋体五号，Times New Roman 五号，PNG 与 PDF 各一份。验收：22 个文件；日志无"回退到系统字体"；F07 到 F09 目视无乱码。</w:t>
+        <w:t>【念】s04_figures.py，出图。matplotlib 读 results/ 的 CSV 出 11 张图，宋体五号，Times New Roman 五号，按 C:\Windows\Fonts 的文件路径加载，PNG 与 PDF 各一份。验收：22 个文件；日志无"回退到替代字体"；F07 到 F09 目视无乱码。</w:t>
       </w:r>
     </w:p>
     <w:p>
@@ -1021,7 +1021,7 @@
     </w:p>
     <w:p>
       <w:r>
-        <w:t>【念】s04 生成，只出这 11 张，不自行加图。F01 失效循环数分布，F02 传感器退化轨迹，数据描述用。F03 删失时间线，第 4 页的图用真数据画。F04 样本量核算随 c0，第 8 页的表画成图。F05 权重随 t，第 5 页的表画成图。F06 基线分段覆盖，第 6 页两方案在无删失时的差。</w:t>
+        <w:t>【念】s04_figures.py 用 matplotlib 生成，只出这 11 张，不自行加图。F01 失效循环数分布，F02 传感器退化轨迹，数据描述用。F03 删失时间线，第 4 页的图用真数据画。F04 样本量核算随 c0，第 8 页的表画成图。F05 权重随 t，第 5 页的表画成图。F06 基线分段覆盖，第 6 页两方案在无删失时的差。</w:t>
       </w:r>
     </w:p>
     <w:p>
@@ -1049,7 +1049,7 @@
     </w:p>
     <w:p>
       <w:r>
-        <w:t>【念】环境：Python 3.11，numpy 2.4，pandas 3.0，scikit-learn 1.9，R 4.3.3。五个脚本全部退出码 0。</w:t>
+        <w:t>【念】环境：Python 3.11，numpy 2.4，pandas 3.0，scikit-learn 1.9，matplotlib 3.11。五个脚本全部退出码 0。</w:t>
       </w:r>
     </w:p>
     <w:p>
@@ -1346,7 +1346,7 @@
     </w:p>
     <w:p>
       <w:r>
-        <w:t>【念】作业一：五个脚本跑通，四个 Python 一个 R，控制台输出和图贴到群里，按移交文档第 9 节的顺序。跑不通的贴报错，不要自己改代码。</w:t>
+        <w:t>【念】作业一：五个 Python 脚本跑通，控制台输出和图贴到群里，按移交文档第 9 节的顺序。跑不通的贴报错，不要自己改代码。</w:t>
       </w:r>
     </w:p>
     <w:p>
@@ -1488,7 +1488,7 @@
         <w:pStyle w:val="ListBullet"/>
       </w:pPr>
       <w:r>
-        <w:t>图是 Linux 预览版（替代字体）。论文用图在 Windows 上重跑 s04，宋体五号加 Times New Roman 五号。</w:t>
+        <w:t>图是 Linux 预览版（替代字体）。论文用图在 Windows 上重跑 s04_figures.py，宋体五号加 Times New Roman 五号。</w:t>
       </w:r>
     </w:p>
     <w:p>
